--- a/ru/wisdom-stories/why-wait.docx
+++ b/ru/wisdom-stories/why-wait.docx
@@ -14,7 +14,7 @@
           <w:bCs/>
           <w:lang/>
         </w:rPr>
-        <w:t>Почему вы ждёте последнего дня мира?</w:t>
+        <w:t>Зачем ждать конца света?</w:t>
       </w:r>
     </w:p>
     <w:p>
@@ -235,7 +235,7 @@
         <w:rPr>
           <w:lang/>
         </w:rPr>
-        <w:t>— Так почему же вы ждёте последнего дня мира, чтобы всё это сделать?</w:t>
+        <w:t>— Так почему же вы ждёте конца света, чтобы всё это сделать?</w:t>
       </w:r>
     </w:p>
     <w:p>
